--- a/Base Application/Foundation/Reporting/ReportParts/HeaderFooterDesign/ExternalDefault.docx
+++ b/Base Application/Foundation/Reporting/ReportParts/HeaderFooterDesign/ExternalDefault.docx
@@ -305,7 +305,7 @@
               <w:placeholder>
                 <w:docPart w:val="CF68DC289354454998E7B9E61A5A8DE8"/>
               </w:placeholder>
-              <w:dataBinding w:prefixMappings="&lt;xmlns:ns0='urn:microsoft-dynamics-nav/reports/Tenant_Report_Defaults/2000000001/' " w:xpath="/ns0:NavWordReportXmlPart[1]/ns0:BCReportInformation[1]/ns0:CompanyMetadata[1]/ns0:CompanyHomePageCaption[1]" w:storeItemID="{00000000-0000-0000-0000-000000000000}"/>
+              <w:dataBinding w:prefixMappings="xmlns:ns0='urn:microsoft-dynamics-nav/reports/Tenant_Report_Defaults/2000000001/' " w:xpath="/ns0:NavWordReportXmlPart[1]/ns0:BCReportInformation[1]/ns0:CompanyMetadata[1]/ns0:CompanyHomePageCaption[1]" w:storeItemID="{20B1C7BE-CC2E-41B2-B1D5-B0B8F36428EB}"/>
               <w15:color w:val="808080"/>
               <w:text/>
             </w:sdtPr>
@@ -348,7 +348,7 @@
               <w:placeholder>
                 <w:docPart w:val="DAAD0FFFA6E142F295BED740101E13FF"/>
               </w:placeholder>
-              <w:dataBinding w:prefixMappings="&lt;xmlns:ns0='urn:microsoft-dynamics-nav/reports/Tenant_Report_Defaults/2000000001/' " w:xpath="/ns0:NavWordReportXmlPart[1]/ns0:BCReportInformation[1]/ns0:CompanyMetadata[1]/ns0:CompanyPhoneCaption[1]" w:storeItemID="{00000000-0000-0000-0000-000000000000}"/>
+              <w:dataBinding w:prefixMappings="xmlns:ns0='urn:microsoft-dynamics-nav/reports/Tenant_Report_Defaults/2000000001/' " w:xpath="/ns0:NavWordReportXmlPart[1]/ns0:BCReportInformation[1]/ns0:CompanyMetadata[1]/ns0:CompanyPhoneCaption[1]" w:storeItemID="{20B1C7BE-CC2E-41B2-B1D5-B0B8F36428EB}"/>
               <w15:color w:val="808080"/>
               <w:text/>
             </w:sdtPr>
@@ -391,7 +391,7 @@
               <w:placeholder>
                 <w:docPart w:val="749F1ED1B7C74786B56EBFDF9942DCEC"/>
               </w:placeholder>
-              <w:dataBinding w:prefixMappings="&lt;xmlns:ns0='urn:microsoft-dynamics-nav/reports/Tenant_Report_Defaults/2000000001/' " w:xpath="/ns0:NavWordReportXmlPart[1]/ns0:BCReportInformation[1]/ns0:CompanyMetadata[1]/ns0:CompanyEmailCaption[1]" w:storeItemID="{00000000-0000-0000-0000-000000000000}"/>
+              <w:dataBinding w:prefixMappings="xmlns:ns0='urn:microsoft-dynamics-nav/reports/Tenant_Report_Defaults/2000000001/' " w:xpath="/ns0:NavWordReportXmlPart[1]/ns0:BCReportInformation[1]/ns0:CompanyMetadata[1]/ns0:CompanyEmailCaption[1]" w:storeItemID="{20B1C7BE-CC2E-41B2-B1D5-B0B8F36428EB}"/>
               <w15:color w:val="808080"/>
               <w:text/>
             </w:sdtPr>
@@ -434,7 +434,7 @@
               <w:placeholder>
                 <w:docPart w:val="7B4ED47589DA45C98252972238DEBB76"/>
               </w:placeholder>
-              <w:dataBinding w:prefixMappings="&lt;xmlns:ns0='urn:microsoft-dynamics-nav/reports/Tenant_Report_Defaults/2000000001/' " w:xpath="/ns0:NavWordReportXmlPart[1]/ns0:BCReportInformation[1]/ns0:CompanyMetadata[1]/ns0:CompanyFaxNoCaption[1]" w:storeItemID="{00000000-0000-0000-0000-000000000000}"/>
+              <w:dataBinding w:prefixMappings="xmlns:ns0='urn:microsoft-dynamics-nav/reports/Tenant_Report_Defaults/2000000001/' " w:xpath="/ns0:NavWordReportXmlPart[1]/ns0:BCReportInformation[1]/ns0:CompanyMetadata[1]/ns0:CompanyFaxNoCaption[1]" w:storeItemID="{20B1C7BE-CC2E-41B2-B1D5-B0B8F36428EB}"/>
               <w15:color w:val="808080"/>
               <w:text/>
             </w:sdtPr>
@@ -481,7 +481,7 @@
               <w:placeholder>
                 <w:docPart w:val="1BB04F7321904FBE87F59626F7A0DAF9"/>
               </w:placeholder>
-              <w:dataBinding w:prefixMappings="&lt;xmlns:ns0='urn:microsoft-dynamics-nav/reports/Tenant_Report_Defaults/2000000001/' " w:xpath="/ns0:NavWordReportXmlPart[1]/ns0:BCReportInformation[1]/ns0:CompanyMetadata[1]/ns0:CompanyHomePage[1]" w:storeItemID="{00000000-0000-0000-0000-000000000000}"/>
+              <w:dataBinding w:prefixMappings="xmlns:ns0='urn:microsoft-dynamics-nav/reports/Tenant_Report_Defaults/2000000001/' " w:xpath="/ns0:NavWordReportXmlPart[1]/ns0:BCReportInformation[1]/ns0:CompanyMetadata[1]/ns0:CompanyHomePage[1]" w:storeItemID="{20B1C7BE-CC2E-41B2-B1D5-B0B8F36428EB}"/>
               <w15:color w:val="808080"/>
               <w:text/>
             </w:sdtPr>
@@ -536,7 +536,7 @@
               <w:placeholder>
                 <w:docPart w:val="2A0917C05BFA4542A342ED9F975A3500"/>
               </w:placeholder>
-              <w:dataBinding w:prefixMappings="&lt;xmlns:ns0='urn:microsoft-dynamics-nav/reports/Tenant_Report_Defaults/2000000001/' " w:xpath="/ns0:NavWordReportXmlPart[1]/ns0:BCReportInformation[1]/ns0:CompanyMetadata[1]/ns0:CompanyPhone[1]" w:storeItemID="{00000000-0000-0000-0000-000000000000}"/>
+              <w:dataBinding w:prefixMappings="xmlns:ns0='urn:microsoft-dynamics-nav/reports/Tenant_Report_Defaults/2000000001/' " w:xpath="/ns0:NavWordReportXmlPart[1]/ns0:BCReportInformation[1]/ns0:CompanyMetadata[1]/ns0:CompanyPhone[1]" w:storeItemID="{20B1C7BE-CC2E-41B2-B1D5-B0B8F36428EB}"/>
               <w15:color w:val="808080"/>
               <w:text/>
             </w:sdtPr>
@@ -577,7 +577,7 @@
               <w:placeholder>
                 <w:docPart w:val="879A5C99C43849668575BA7FF4A42EDE"/>
               </w:placeholder>
-              <w:dataBinding w:prefixMappings="&lt;xmlns:ns0='urn:microsoft-dynamics-nav/reports/Tenant_Report_Defaults/2000000001/' " w:xpath="/ns0:NavWordReportXmlPart[1]/ns0:BCReportInformation[1]/ns0:CompanyMetadata[1]/ns0:CompanyEmail[1]" w:storeItemID="{00000000-0000-0000-0000-000000000000}"/>
+              <w:dataBinding w:prefixMappings="xmlns:ns0='urn:microsoft-dynamics-nav/reports/Tenant_Report_Defaults/2000000001/' " w:xpath="/ns0:NavWordReportXmlPart[1]/ns0:BCReportInformation[1]/ns0:CompanyMetadata[1]/ns0:CompanyEmail[1]" w:storeItemID="{20B1C7BE-CC2E-41B2-B1D5-B0B8F36428EB}"/>
               <w15:color w:val="808080"/>
               <w:text/>
             </w:sdtPr>
@@ -632,7 +632,7 @@
               <w:placeholder>
                 <w:docPart w:val="D3505BE1584B4C0CB19F373171A839AB"/>
               </w:placeholder>
-              <w:dataBinding w:prefixMappings="&lt;xmlns:ns0='urn:microsoft-dynamics-nav/reports/Tenant_Report_Defaults/2000000001/' " w:xpath="/ns0:NavWordReportXmlPart[1]/ns0:BCReportInformation[1]/ns0:CompanyMetadata[1]/ns0:CompanyFaxNo[1]" w:storeItemID="{00000000-0000-0000-0000-000000000000}"/>
+              <w:dataBinding w:prefixMappings="xmlns:ns0='urn:microsoft-dynamics-nav/reports/Tenant_Report_Defaults/2000000001/' " w:xpath="/ns0:NavWordReportXmlPart[1]/ns0:BCReportInformation[1]/ns0:CompanyMetadata[1]/ns0:CompanyFaxNo[1]" w:storeItemID="{20B1C7BE-CC2E-41B2-B1D5-B0B8F36428EB}"/>
               <w15:color w:val="808080"/>
               <w:text/>
             </w:sdtPr>
@@ -709,7 +709,7 @@
               <w:placeholder>
                 <w:docPart w:val="067CE0F5B1414AF090F2664D9F153C56"/>
               </w:placeholder>
-              <w:dataBinding w:prefixMappings="&lt;xmlns:ns0='urn:microsoft-dynamics-nav/reports/Tenant_Report_Defaults/2000000001/' " w:xpath="/ns0:NavWordReportXmlPart[1]/ns0:BCReportInformation[1]/ns0:CompanyMetadata[1]/ns0:CompanyHomePageCaption[1]" w:storeItemID="{00000000-0000-0000-0000-000000000000}"/>
+              <w:dataBinding w:prefixMappings="xmlns:ns0='urn:microsoft-dynamics-nav/reports/Tenant_Report_Defaults/2000000001/' " w:xpath="/ns0:NavWordReportXmlPart[1]/ns0:BCReportInformation[1]/ns0:CompanyMetadata[1]/ns0:CompanyHomePageCaption[1]" w:storeItemID="{20B1C7BE-CC2E-41B2-B1D5-B0B8F36428EB}"/>
               <w15:color w:val="808080"/>
               <w:text/>
             </w:sdtPr>
@@ -753,7 +753,7 @@
               <w:placeholder>
                 <w:docPart w:val="C0C6DCA2E42E4E4DBB88663B3ACFAE98"/>
               </w:placeholder>
-              <w:dataBinding w:prefixMappings="&lt;xmlns:ns0='urn:microsoft-dynamics-nav/reports/Tenant_Report_Defaults/2000000001/' " w:xpath="/ns0:NavWordReportXmlPart[1]/ns0:BCReportInformation[1]/ns0:CompanyMetadata[1]/ns0:CompanyPhoneCaption[1]" w:storeItemID="{00000000-0000-0000-0000-000000000000}"/>
+              <w:dataBinding w:prefixMappings="xmlns:ns0='urn:microsoft-dynamics-nav/reports/Tenant_Report_Defaults/2000000001/' " w:xpath="/ns0:NavWordReportXmlPart[1]/ns0:BCReportInformation[1]/ns0:CompanyMetadata[1]/ns0:CompanyPhoneCaption[1]" w:storeItemID="{20B1C7BE-CC2E-41B2-B1D5-B0B8F36428EB}"/>
               <w15:color w:val="808080"/>
               <w:text/>
             </w:sdtPr>
@@ -797,7 +797,7 @@
               <w:placeholder>
                 <w:docPart w:val="0C257D1428B04DE7A399D6D69BD76CF4"/>
               </w:placeholder>
-              <w:dataBinding w:prefixMappings="&lt;xmlns:ns0='urn:microsoft-dynamics-nav/reports/Tenant_Report_Defaults/2000000001/' " w:xpath="/ns0:NavWordReportXmlPart[1]/ns0:BCReportInformation[1]/ns0:CompanyMetadata[1]/ns0:CompanyEmailCaption[1]" w:storeItemID="{00000000-0000-0000-0000-000000000000}"/>
+              <w:dataBinding w:prefixMappings="xmlns:ns0='urn:microsoft-dynamics-nav/reports/Tenant_Report_Defaults/2000000001/' " w:xpath="/ns0:NavWordReportXmlPart[1]/ns0:BCReportInformation[1]/ns0:CompanyMetadata[1]/ns0:CompanyEmailCaption[1]" w:storeItemID="{20B1C7BE-CC2E-41B2-B1D5-B0B8F36428EB}"/>
               <w15:color w:val="808080"/>
               <w:text/>
             </w:sdtPr>
@@ -841,7 +841,7 @@
               <w:placeholder>
                 <w:docPart w:val="6E72FD76A31945ADB33323FBA103AC87"/>
               </w:placeholder>
-              <w:dataBinding w:prefixMappings="&lt;xmlns:ns0='urn:microsoft-dynamics-nav/reports/Tenant_Report_Defaults/2000000001/' " w:xpath="/ns0:NavWordReportXmlPart[1]/ns0:BCReportInformation[1]/ns0:CompanyMetadata[1]/ns0:CompanyFaxNoCaption[1]" w:storeItemID="{00000000-0000-0000-0000-000000000000}"/>
+              <w:dataBinding w:prefixMappings="xmlns:ns0='urn:microsoft-dynamics-nav/reports/Tenant_Report_Defaults/2000000001/' " w:xpath="/ns0:NavWordReportXmlPart[1]/ns0:BCReportInformation[1]/ns0:CompanyMetadata[1]/ns0:CompanyFaxNoCaption[1]" w:storeItemID="{20B1C7BE-CC2E-41B2-B1D5-B0B8F36428EB}"/>
               <w15:color w:val="808080"/>
               <w:text/>
             </w:sdtPr>
@@ -889,7 +889,7 @@
               <w:placeholder>
                 <w:docPart w:val="7D742D481E5A44EAA108F72FB919A500"/>
               </w:placeholder>
-              <w:dataBinding w:prefixMappings="&lt;xmlns:ns0='urn:microsoft-dynamics-nav/reports/Tenant_Report_Defaults/2000000001/' " w:xpath="/ns0:NavWordReportXmlPart[1]/ns0:BCReportInformation[1]/ns0:CompanyMetadata[1]/ns0:CompanyHomePage[1]" w:storeItemID="{00000000-0000-0000-0000-000000000000}"/>
+              <w:dataBinding w:prefixMappings="xmlns:ns0='urn:microsoft-dynamics-nav/reports/Tenant_Report_Defaults/2000000001/' " w:xpath="/ns0:NavWordReportXmlPart[1]/ns0:BCReportInformation[1]/ns0:CompanyMetadata[1]/ns0:CompanyHomePage[1]" w:storeItemID="{20B1C7BE-CC2E-41B2-B1D5-B0B8F36428EB}"/>
               <w15:color w:val="808080"/>
               <w:text/>
             </w:sdtPr>
@@ -944,7 +944,7 @@
               <w:placeholder>
                 <w:docPart w:val="8725BB94805441A1A5AA8655709E8AE7"/>
               </w:placeholder>
-              <w:dataBinding w:prefixMappings="&lt;xmlns:ns0='urn:microsoft-dynamics-nav/reports/Tenant_Report_Defaults/2000000001/' " w:xpath="/ns0:NavWordReportXmlPart[1]/ns0:BCReportInformation[1]/ns0:CompanyMetadata[1]/ns0:CompanyPhone[1]" w:storeItemID="{00000000-0000-0000-0000-000000000000}"/>
+              <w:dataBinding w:prefixMappings="xmlns:ns0='urn:microsoft-dynamics-nav/reports/Tenant_Report_Defaults/2000000001/' " w:xpath="/ns0:NavWordReportXmlPart[1]/ns0:BCReportInformation[1]/ns0:CompanyMetadata[1]/ns0:CompanyPhone[1]" w:storeItemID="{20B1C7BE-CC2E-41B2-B1D5-B0B8F36428EB}"/>
               <w15:color w:val="808080"/>
               <w:text/>
             </w:sdtPr>
@@ -985,7 +985,7 @@
               <w:placeholder>
                 <w:docPart w:val="FF124920E4004690A9DA8E86EFCF7D19"/>
               </w:placeholder>
-              <w:dataBinding w:prefixMappings="&lt;xmlns:ns0='urn:microsoft-dynamics-nav/reports/Tenant_Report_Defaults/2000000001/' " w:xpath="/ns0:NavWordReportXmlPart[1]/ns0:BCReportInformation[1]/ns0:CompanyMetadata[1]/ns0:CompanyEmail[1]" w:storeItemID="{00000000-0000-0000-0000-000000000000}"/>
+              <w:dataBinding w:prefixMappings="xmlns:ns0='urn:microsoft-dynamics-nav/reports/Tenant_Report_Defaults/2000000001/' " w:xpath="/ns0:NavWordReportXmlPart[1]/ns0:BCReportInformation[1]/ns0:CompanyMetadata[1]/ns0:CompanyEmail[1]" w:storeItemID="{20B1C7BE-CC2E-41B2-B1D5-B0B8F36428EB}"/>
               <w15:color w:val="808080"/>
               <w:text/>
             </w:sdtPr>
@@ -1040,7 +1040,7 @@
               <w:placeholder>
                 <w:docPart w:val="2C79A60C2C1342C9AAFEE8B641A99C16"/>
               </w:placeholder>
-              <w:dataBinding w:prefixMappings="&lt;xmlns:ns0='urn:microsoft-dynamics-nav/reports/Tenant_Report_Defaults/2000000001/' " w:xpath="/ns0:NavWordReportXmlPart[1]/ns0:BCReportInformation[1]/ns0:CompanyMetadata[1]/ns0:CompanyFaxNo[1]" w:storeItemID="{00000000-0000-0000-0000-000000000000}"/>
+              <w:dataBinding w:prefixMappings="xmlns:ns0='urn:microsoft-dynamics-nav/reports/Tenant_Report_Defaults/2000000001/' " w:xpath="/ns0:NavWordReportXmlPart[1]/ns0:BCReportInformation[1]/ns0:CompanyMetadata[1]/ns0:CompanyFaxNo[1]" w:storeItemID="{20B1C7BE-CC2E-41B2-B1D5-B0B8F36428EB}"/>
               <w15:color w:val="808080"/>
               <w:text/>
             </w:sdtPr>
@@ -1131,7 +1131,7 @@
             <w:placeholder>
               <w:docPart w:val="864FDC8F657849A2A8781EFFDD74C3AE"/>
             </w:placeholder>
-            <w:dataBinding w:prefixMappings="&lt;xmlns:ns0='urn:microsoft-dynamics-nav/reports/Tenant_Report_Defaults/2000000001/' " w:xpath="/ns0:NavWordReportXmlPart[1]/ns0:BCReportInformation[1]/ns0:ReportMetadata[1]/ns0:ReportCaption[1]" w:storeItemID="{00000000-0000-0000-0000-000000000000}"/>
+            <w:dataBinding w:prefixMappings="xmlns:ns0='urn:microsoft-dynamics-nav/reports/Tenant_Report_Defaults/2000000001/' " w:xpath="/ns0:NavWordReportXmlPart[1]/ns0:BCReportInformation[1]/ns0:ReportMetadata[1]/ns0:ReportCaption[1]" w:storeItemID="{20B1C7BE-CC2E-41B2-B1D5-B0B8F36428EB}"/>
             <w15:color w:val="808080"/>
             <w:text/>
           </w:sdtPr>
@@ -1142,7 +1142,7 @@
                 <w:pStyle w:val="Title"/>
                 <w:spacing w:before="0" w:after="0"/>
                 <w:rPr>
-                  <w:rFonts w:ascii="Segoe UI" w:eastAsia="Times New Roman" w:hAnsi="Segoe UI" w:cs="Segoe UI"/>
+                  <w:rFonts w:ascii="Segoe UI" w:hAnsi="Segoe UI" w:eastAsia="Times New Roman" w:cs="Segoe UI"/>
                   <w:sz w:val="56"/>
                 </w:rPr>
               </w:pPr>
@@ -1232,7 +1232,7 @@
           <w:pPr>
             <w:spacing w:before="120"/>
             <w:rPr>
-              <w:rFonts w:ascii="Aptos" w:eastAsia="Aptos" w:hAnsi="Aptos" w:cs="Times New Roman"/>
+              <w:rFonts w:ascii="Aptos" w:hAnsi="Aptos" w:eastAsia="Aptos" w:cs="Times New Roman"/>
             </w:rPr>
           </w:pPr>
         </w:p>
@@ -1268,7 +1268,7 @@
           <w:pPr>
             <w:spacing w:before="120"/>
             <w:rPr>
-              <w:rFonts w:ascii="Aptos" w:eastAsia="Aptos" w:hAnsi="Aptos" w:cs="Times New Roman"/>
+              <w:rFonts w:ascii="Aptos" w:hAnsi="Aptos" w:eastAsia="Aptos" w:cs="Times New Roman"/>
             </w:rPr>
           </w:pPr>
         </w:p>
@@ -1290,7 +1290,7 @@
               <w:placeholder>
                 <w:docPart w:val="600727A5BB40437097A62364CED45251"/>
               </w:placeholder>
-              <w:dataBinding w:prefixMappings="&lt;xmlns:ns0='urn:microsoft-dynamics-nav/reports/Tenant_Report_Defaults/2000000001/' " w:xpath="/ns0:NavWordReportXmlPart[1]/ns0:BCReportInformation[1]/ns0:ReportRequest[1]/ns0:CompanyName[1]" w:storeItemID="{00000000-0000-0000-0000-000000000000}"/>
+              <w:dataBinding w:prefixMappings="xmlns:ns0='urn:microsoft-dynamics-nav/reports/Tenant_Report_Defaults/2000000001/' " w:xpath="/ns0:NavWordReportXmlPart[1]/ns0:BCReportInformation[1]/ns0:ReportRequest[1]/ns0:CompanyName[1]" w:storeItemID="{20B1C7BE-CC2E-41B2-B1D5-B0B8F36428EB}"/>
               <w15:color w:val="808080"/>
               <w:text/>
             </w:sdtPr>
@@ -1320,7 +1320,7 @@
 </file>
 
 <file path=word/header3.xml><?xml version="1.0" encoding="utf-8"?>
-<w:hdr xmlns:wpc="http://schemas.microsoft.com/office/word/2010/wordprocessingCanvas" xmlns:cx="http://schemas.microsoft.com/office/drawing/2014/chartex" xmlns:cx1="http://schemas.microsoft.com/office/drawing/2015/9/8/chartex" xmlns:cx2="http://schemas.microsoft.com/office/drawing/2015/10/21/chartex" xmlns:cx3="http://schemas.microsoft.com/office/drawing/2016/5/9/chartex" xmlns:cx4="http://schemas.microsoft.com/office/drawing/2016/5/10/chartex" xmlns:cx5="http://schemas.microsoft.com/office/drawing/2016/5/11/chartex" xmlns:cx6="http://schemas.microsoft.com/office/drawing/2016/5/12/chartex" xmlns:cx7="http://schemas.microsoft.com/office/drawing/2016/5/13/chartex" xmlns:cx8="http://schemas.microsoft.com/office/drawing/2016/5/14/chartex" xmlns:mc="http://schemas.openxmlformats.org/markup-compatibility/2006" xmlns:aink="http://schemas.microsoft.com/office/drawing/2016/ink" xmlns:am3d="http://schemas.microsoft.com/office/drawing/2017/model3d" xmlns:o="urn:schemas-microsoft-com:office:office" xmlns:oel="http://schemas.microsoft.com/office/2019/extlst" xmlns:r="http://schemas.openxmlformats.org/officeDocument/2006/relationships" xmlns:m="http://schemas.openxmlformats.org/officeDocument/2006/math" xmlns:v="urn:schemas-microsoft-com:vml" xmlns:wp14="http://schemas.microsoft.com/office/word/2010/wordprocessingDrawing" xmlns:wp="http://schemas.openxmlformats.org/drawingml/2006/wordprocessingDrawing" xmlns:w10="urn:schemas-microsoft-com:office:word" xmlns:w="http://schemas.openxmlformats.org/wordprocessingml/2006/main" xmlns:w14="http://schemas.microsoft.com/office/word/2010/wordml" xmlns:w15="http://schemas.microsoft.com/office/word/2012/wordml" xmlns:w16cex="http://schemas.microsoft.com/office/word/2018/wordml/cex" xmlns:w16cid="http://schemas.microsoft.com/office/word/2016/wordml/cid" xmlns:w16="http://schemas.microsoft.com/office/word/2018/wordml" xmlns:w16du="http://schemas.microsoft.com/office/word/2023/wordml/word16du" xmlns:w16sdtdh="http://schemas.microsoft.com/office/word/2020/wordml/sdtdatahash" xmlns:w16sdtfl="http://schemas.microsoft.com/office/word/2024/wordml/sdtformatlock" xmlns:w16se="http://schemas.microsoft.com/office/word/2015/wordml/symex" xmlns:wpg="http://schemas.microsoft.com/office/word/2010/wordprocessingGroup" xmlns:wpi="http://schemas.microsoft.com/office/word/2010/wordprocessingInk" xmlns:wne="http://schemas.microsoft.com/office/word/2006/wordml" xmlns:wps="http://schemas.microsoft.com/office/word/2010/wordprocessingShape" mc:Ignorable="w14 w15 w16se w16cid w16 w16cex w16sdtdh w16sdtfl w16du wp14">
+<w:hdr xmlns:a="http://schemas.openxmlformats.org/drawingml/2006/main" xmlns:pic="http://schemas.openxmlformats.org/drawingml/2006/picture" xmlns:a14="http://schemas.microsoft.com/office/drawing/2010/main" xmlns:wpc="http://schemas.microsoft.com/office/word/2010/wordprocessingCanvas" xmlns:cx="http://schemas.microsoft.com/office/drawing/2014/chartex" xmlns:cx1="http://schemas.microsoft.com/office/drawing/2015/9/8/chartex" xmlns:cx2="http://schemas.microsoft.com/office/drawing/2015/10/21/chartex" xmlns:cx3="http://schemas.microsoft.com/office/drawing/2016/5/9/chartex" xmlns:cx4="http://schemas.microsoft.com/office/drawing/2016/5/10/chartex" xmlns:cx5="http://schemas.microsoft.com/office/drawing/2016/5/11/chartex" xmlns:cx6="http://schemas.microsoft.com/office/drawing/2016/5/12/chartex" xmlns:cx7="http://schemas.microsoft.com/office/drawing/2016/5/13/chartex" xmlns:cx8="http://schemas.microsoft.com/office/drawing/2016/5/14/chartex" xmlns:mc="http://schemas.openxmlformats.org/markup-compatibility/2006" xmlns:aink="http://schemas.microsoft.com/office/drawing/2016/ink" xmlns:am3d="http://schemas.microsoft.com/office/drawing/2017/model3d" xmlns:o="urn:schemas-microsoft-com:office:office" xmlns:oel="http://schemas.microsoft.com/office/2019/extlst" xmlns:r="http://schemas.openxmlformats.org/officeDocument/2006/relationships" xmlns:m="http://schemas.openxmlformats.org/officeDocument/2006/math" xmlns:v="urn:schemas-microsoft-com:vml" xmlns:wp14="http://schemas.microsoft.com/office/word/2010/wordprocessingDrawing" xmlns:wp="http://schemas.openxmlformats.org/drawingml/2006/wordprocessingDrawing" xmlns:w10="urn:schemas-microsoft-com:office:word" xmlns:w="http://schemas.openxmlformats.org/wordprocessingml/2006/main" xmlns:w14="http://schemas.microsoft.com/office/word/2010/wordml" xmlns:w15="http://schemas.microsoft.com/office/word/2012/wordml" xmlns:w16cex="http://schemas.microsoft.com/office/word/2018/wordml/cex" xmlns:w16cid="http://schemas.microsoft.com/office/word/2016/wordml/cid" xmlns:w16="http://schemas.microsoft.com/office/word/2018/wordml" xmlns:w16du="http://schemas.microsoft.com/office/word/2023/wordml/word16du" xmlns:w16sdtdh="http://schemas.microsoft.com/office/word/2020/wordml/sdtdatahash" xmlns:w16sdtfl="http://schemas.microsoft.com/office/word/2024/wordml/sdtformatlock" xmlns:w16se="http://schemas.microsoft.com/office/word/2015/wordml/symex" xmlns:wpg="http://schemas.microsoft.com/office/word/2010/wordprocessingGroup" xmlns:wpi="http://schemas.microsoft.com/office/word/2010/wordprocessingInk" xmlns:wne="http://schemas.microsoft.com/office/word/2006/wordml" xmlns:wps="http://schemas.microsoft.com/office/word/2010/wordprocessingShape" mc:Ignorable="w14 w15 w16se w16cid w16 w16cex w16sdtdh w16sdtfl w16du wp14">
   <w:tbl>
     <w:tblPr>
       <w:tblStyle w:val="BCBlockTable"/>
@@ -1347,7 +1347,7 @@
           <w:placeholder>
             <w:docPart w:val="45BE75433E5A4D029A142C74AA65F54A"/>
           </w:placeholder>
-          <w:dataBinding w:prefixMappings="&lt;xmlns:ns0='urn:microsoft-dynamics-nav/reports/Tenant_Report_Defaults/2000000001/' " w:xpath="/ns0:NavWordReportXmlPart[1]/ns0:BCReportInformation[1]/ns0:ReportMetadata[1]/ns0:ReportCaption[1]" w:storeItemID="{00000000-0000-0000-0000-000000000000}"/>
+          <w:dataBinding w:prefixMappings="xmlns:ns0='urn:microsoft-dynamics-nav/reports/Tenant_Report_Defaults/2000000001/' " w:xpath="/ns0:NavWordReportXmlPart[1]/ns0:BCReportInformation[1]/ns0:ReportMetadata[1]/ns0:ReportCaption[1]" w:storeItemID="{20B1C7BE-CC2E-41B2-B1D5-B0B8F36428EB}"/>
           <w15:color w:val="808080"/>
           <w:text/>
         </w:sdtPr>
@@ -1493,7 +1493,7 @@
               <w:alias w:val="CompanyLogo"/>
               <w:tag w:val="#BC:InsertDataItem,BCReportInformation/CompanyMetadata/CompanyLogo"/>
               <w:id w:val="943343575"/>
-              <w:dataBinding w:prefixMappings="&lt;xmlns:ns0='urn:microsoft-dynamics-nav/reports/Tenant_Report_Defaults/2000000001/' " w:xpath="/ns0:NavWordReportXmlPart[1]/ns0:BCReportInformation[1]/ns0:CompanyMetadata[1]/ns0:CompanyLogo[1]" w:storeItemID="{00000000-0000-0000-0000-000000000000}"/>
+              <w:dataBinding w:prefixMappings="xmlns:ns0='urn:microsoft-dynamics-nav/reports/Tenant_Report_Defaults/2000000001/' " w:xpath="/ns0:NavWordReportXmlPart[1]/ns0:BCReportInformation[1]/ns0:CompanyMetadata[1]/ns0:CompanyLogo[1]" w:storeItemID="{20B1C7BE-CC2E-41B2-B1D5-B0B8F36428EB}"/>
               <w:picture/>
             </w:sdtPr>
             <w:sdtContent>
@@ -1564,7 +1564,7 @@
               <w:placeholder>
                 <w:docPart w:val="B73C6E87F5024B9C9673F093430A757F"/>
               </w:placeholder>
-              <w:dataBinding w:prefixMappings="&lt;xmlns:ns0='urn:microsoft-dynamics-nav/reports/Tenant_Report_Defaults/2000000001/' " w:xpath="/ns0:NavWordReportXmlPart[1]/ns0:BCReportInformation[1]/ns0:ReportRequest[1]/ns0:DateAndTime[1]" w:storeItemID="{00000000-0000-0000-0000-000000000000}"/>
+              <w:dataBinding w:prefixMappings="xmlns:ns0='urn:microsoft-dynamics-nav/reports/Tenant_Report_Defaults/2000000001/' " w:xpath="/ns0:NavWordReportXmlPart[1]/ns0:BCReportInformation[1]/ns0:ReportRequest[1]/ns0:DateAndTime[1]" w:storeItemID="{20B1C7BE-CC2E-41B2-B1D5-B0B8F36428EB}"/>
               <w15:color w:val="808080"/>
               <w:text/>
             </w:sdtPr>

--- a/Base Application/Foundation/Reporting/ReportParts/HeaderFooterDesign/ExternalDefault.docx
+++ b/Base Application/Foundation/Reporting/ReportParts/HeaderFooterDesign/ExternalDefault.docx
@@ -305,7 +305,7 @@
               <w:placeholder>
                 <w:docPart w:val="CF68DC289354454998E7B9E61A5A8DE8"/>
               </w:placeholder>
-              <w:dataBinding w:prefixMappings="xmlns:ns0='urn:microsoft-dynamics-nav/reports/Tenant_Report_Defaults/2000000001/' " w:xpath="/ns0:NavWordReportXmlPart[1]/ns0:BCReportInformation[1]/ns0:CompanyMetadata[1]/ns0:CompanyHomePageCaption[1]" w:storeItemID="{20B1C7BE-CC2E-41B2-B1D5-B0B8F36428EB}"/>
+              <w:dataBinding w:prefixMappings="&lt;xmlns:ns0='urn:microsoft-dynamics-nav/reports/Tenant_Report_Defaults/2000000001/' " w:xpath="/ns0:NavWordReportXmlPart[1]/ns0:BCReportInformation[1]/ns0:CompanyMetadata[1]/ns0:CompanyHomePageCaption[1]" w:storeItemID="{00000000-0000-0000-0000-000000000000}"/>
               <w15:color w:val="808080"/>
               <w:text/>
             </w:sdtPr>
@@ -348,7 +348,7 @@
               <w:placeholder>
                 <w:docPart w:val="DAAD0FFFA6E142F295BED740101E13FF"/>
               </w:placeholder>
-              <w:dataBinding w:prefixMappings="xmlns:ns0='urn:microsoft-dynamics-nav/reports/Tenant_Report_Defaults/2000000001/' " w:xpath="/ns0:NavWordReportXmlPart[1]/ns0:BCReportInformation[1]/ns0:CompanyMetadata[1]/ns0:CompanyPhoneCaption[1]" w:storeItemID="{20B1C7BE-CC2E-41B2-B1D5-B0B8F36428EB}"/>
+              <w:dataBinding w:prefixMappings="&lt;xmlns:ns0='urn:microsoft-dynamics-nav/reports/Tenant_Report_Defaults/2000000001/' " w:xpath="/ns0:NavWordReportXmlPart[1]/ns0:BCReportInformation[1]/ns0:CompanyMetadata[1]/ns0:CompanyPhoneCaption[1]" w:storeItemID="{00000000-0000-0000-0000-000000000000}"/>
               <w15:color w:val="808080"/>
               <w:text/>
             </w:sdtPr>
@@ -391,7 +391,7 @@
               <w:placeholder>
                 <w:docPart w:val="749F1ED1B7C74786B56EBFDF9942DCEC"/>
               </w:placeholder>
-              <w:dataBinding w:prefixMappings="xmlns:ns0='urn:microsoft-dynamics-nav/reports/Tenant_Report_Defaults/2000000001/' " w:xpath="/ns0:NavWordReportXmlPart[1]/ns0:BCReportInformation[1]/ns0:CompanyMetadata[1]/ns0:CompanyEmailCaption[1]" w:storeItemID="{20B1C7BE-CC2E-41B2-B1D5-B0B8F36428EB}"/>
+              <w:dataBinding w:prefixMappings="&lt;xmlns:ns0='urn:microsoft-dynamics-nav/reports/Tenant_Report_Defaults/2000000001/' " w:xpath="/ns0:NavWordReportXmlPart[1]/ns0:BCReportInformation[1]/ns0:CompanyMetadata[1]/ns0:CompanyEmailCaption[1]" w:storeItemID="{00000000-0000-0000-0000-000000000000}"/>
               <w15:color w:val="808080"/>
               <w:text/>
             </w:sdtPr>
@@ -434,7 +434,7 @@
               <w:placeholder>
                 <w:docPart w:val="7B4ED47589DA45C98252972238DEBB76"/>
               </w:placeholder>
-              <w:dataBinding w:prefixMappings="xmlns:ns0='urn:microsoft-dynamics-nav/reports/Tenant_Report_Defaults/2000000001/' " w:xpath="/ns0:NavWordReportXmlPart[1]/ns0:BCReportInformation[1]/ns0:CompanyMetadata[1]/ns0:CompanyFaxNoCaption[1]" w:storeItemID="{20B1C7BE-CC2E-41B2-B1D5-B0B8F36428EB}"/>
+              <w:dataBinding w:prefixMappings="&lt;xmlns:ns0='urn:microsoft-dynamics-nav/reports/Tenant_Report_Defaults/2000000001/' " w:xpath="/ns0:NavWordReportXmlPart[1]/ns0:BCReportInformation[1]/ns0:CompanyMetadata[1]/ns0:CompanyFaxNoCaption[1]" w:storeItemID="{00000000-0000-0000-0000-000000000000}"/>
               <w15:color w:val="808080"/>
               <w:text/>
             </w:sdtPr>
@@ -481,7 +481,7 @@
               <w:placeholder>
                 <w:docPart w:val="1BB04F7321904FBE87F59626F7A0DAF9"/>
               </w:placeholder>
-              <w:dataBinding w:prefixMappings="xmlns:ns0='urn:microsoft-dynamics-nav/reports/Tenant_Report_Defaults/2000000001/' " w:xpath="/ns0:NavWordReportXmlPart[1]/ns0:BCReportInformation[1]/ns0:CompanyMetadata[1]/ns0:CompanyHomePage[1]" w:storeItemID="{20B1C7BE-CC2E-41B2-B1D5-B0B8F36428EB}"/>
+              <w:dataBinding w:prefixMappings="&lt;xmlns:ns0='urn:microsoft-dynamics-nav/reports/Tenant_Report_Defaults/2000000001/' " w:xpath="/ns0:NavWordReportXmlPart[1]/ns0:BCReportInformation[1]/ns0:CompanyMetadata[1]/ns0:CompanyHomePage[1]" w:storeItemID="{00000000-0000-0000-0000-000000000000}"/>
               <w15:color w:val="808080"/>
               <w:text/>
             </w:sdtPr>
@@ -536,7 +536,7 @@
               <w:placeholder>
                 <w:docPart w:val="2A0917C05BFA4542A342ED9F975A3500"/>
               </w:placeholder>
-              <w:dataBinding w:prefixMappings="xmlns:ns0='urn:microsoft-dynamics-nav/reports/Tenant_Report_Defaults/2000000001/' " w:xpath="/ns0:NavWordReportXmlPart[1]/ns0:BCReportInformation[1]/ns0:CompanyMetadata[1]/ns0:CompanyPhone[1]" w:storeItemID="{20B1C7BE-CC2E-41B2-B1D5-B0B8F36428EB}"/>
+              <w:dataBinding w:prefixMappings="&lt;xmlns:ns0='urn:microsoft-dynamics-nav/reports/Tenant_Report_Defaults/2000000001/' " w:xpath="/ns0:NavWordReportXmlPart[1]/ns0:BCReportInformation[1]/ns0:CompanyMetadata[1]/ns0:CompanyPhone[1]" w:storeItemID="{00000000-0000-0000-0000-000000000000}"/>
               <w15:color w:val="808080"/>
               <w:text/>
             </w:sdtPr>
@@ -577,7 +577,7 @@
               <w:placeholder>
                 <w:docPart w:val="879A5C99C43849668575BA7FF4A42EDE"/>
               </w:placeholder>
-              <w:dataBinding w:prefixMappings="xmlns:ns0='urn:microsoft-dynamics-nav/reports/Tenant_Report_Defaults/2000000001/' " w:xpath="/ns0:NavWordReportXmlPart[1]/ns0:BCReportInformation[1]/ns0:CompanyMetadata[1]/ns0:CompanyEmail[1]" w:storeItemID="{20B1C7BE-CC2E-41B2-B1D5-B0B8F36428EB}"/>
+              <w:dataBinding w:prefixMappings="&lt;xmlns:ns0='urn:microsoft-dynamics-nav/reports/Tenant_Report_Defaults/2000000001/' " w:xpath="/ns0:NavWordReportXmlPart[1]/ns0:BCReportInformation[1]/ns0:CompanyMetadata[1]/ns0:CompanyEmail[1]" w:storeItemID="{00000000-0000-0000-0000-000000000000}"/>
               <w15:color w:val="808080"/>
               <w:text/>
             </w:sdtPr>
@@ -632,7 +632,7 @@
               <w:placeholder>
                 <w:docPart w:val="D3505BE1584B4C0CB19F373171A839AB"/>
               </w:placeholder>
-              <w:dataBinding w:prefixMappings="xmlns:ns0='urn:microsoft-dynamics-nav/reports/Tenant_Report_Defaults/2000000001/' " w:xpath="/ns0:NavWordReportXmlPart[1]/ns0:BCReportInformation[1]/ns0:CompanyMetadata[1]/ns0:CompanyFaxNo[1]" w:storeItemID="{20B1C7BE-CC2E-41B2-B1D5-B0B8F36428EB}"/>
+              <w:dataBinding w:prefixMappings="&lt;xmlns:ns0='urn:microsoft-dynamics-nav/reports/Tenant_Report_Defaults/2000000001/' " w:xpath="/ns0:NavWordReportXmlPart[1]/ns0:BCReportInformation[1]/ns0:CompanyMetadata[1]/ns0:CompanyFaxNo[1]" w:storeItemID="{00000000-0000-0000-0000-000000000000}"/>
               <w15:color w:val="808080"/>
               <w:text/>
             </w:sdtPr>
@@ -709,7 +709,7 @@
               <w:placeholder>
                 <w:docPart w:val="067CE0F5B1414AF090F2664D9F153C56"/>
               </w:placeholder>
-              <w:dataBinding w:prefixMappings="xmlns:ns0='urn:microsoft-dynamics-nav/reports/Tenant_Report_Defaults/2000000001/' " w:xpath="/ns0:NavWordReportXmlPart[1]/ns0:BCReportInformation[1]/ns0:CompanyMetadata[1]/ns0:CompanyHomePageCaption[1]" w:storeItemID="{20B1C7BE-CC2E-41B2-B1D5-B0B8F36428EB}"/>
+              <w:dataBinding w:prefixMappings="&lt;xmlns:ns0='urn:microsoft-dynamics-nav/reports/Tenant_Report_Defaults/2000000001/' " w:xpath="/ns0:NavWordReportXmlPart[1]/ns0:BCReportInformation[1]/ns0:CompanyMetadata[1]/ns0:CompanyHomePageCaption[1]" w:storeItemID="{00000000-0000-0000-0000-000000000000}"/>
               <w15:color w:val="808080"/>
               <w:text/>
             </w:sdtPr>
@@ -753,7 +753,7 @@
               <w:placeholder>
                 <w:docPart w:val="C0C6DCA2E42E4E4DBB88663B3ACFAE98"/>
               </w:placeholder>
-              <w:dataBinding w:prefixMappings="xmlns:ns0='urn:microsoft-dynamics-nav/reports/Tenant_Report_Defaults/2000000001/' " w:xpath="/ns0:NavWordReportXmlPart[1]/ns0:BCReportInformation[1]/ns0:CompanyMetadata[1]/ns0:CompanyPhoneCaption[1]" w:storeItemID="{20B1C7BE-CC2E-41B2-B1D5-B0B8F36428EB}"/>
+              <w:dataBinding w:prefixMappings="&lt;xmlns:ns0='urn:microsoft-dynamics-nav/reports/Tenant_Report_Defaults/2000000001/' " w:xpath="/ns0:NavWordReportXmlPart[1]/ns0:BCReportInformation[1]/ns0:CompanyMetadata[1]/ns0:CompanyPhoneCaption[1]" w:storeItemID="{00000000-0000-0000-0000-000000000000}"/>
               <w15:color w:val="808080"/>
               <w:text/>
             </w:sdtPr>
@@ -797,7 +797,7 @@
               <w:placeholder>
                 <w:docPart w:val="0C257D1428B04DE7A399D6D69BD76CF4"/>
               </w:placeholder>
-              <w:dataBinding w:prefixMappings="xmlns:ns0='urn:microsoft-dynamics-nav/reports/Tenant_Report_Defaults/2000000001/' " w:xpath="/ns0:NavWordReportXmlPart[1]/ns0:BCReportInformation[1]/ns0:CompanyMetadata[1]/ns0:CompanyEmailCaption[1]" w:storeItemID="{20B1C7BE-CC2E-41B2-B1D5-B0B8F36428EB}"/>
+              <w:dataBinding w:prefixMappings="&lt;xmlns:ns0='urn:microsoft-dynamics-nav/reports/Tenant_Report_Defaults/2000000001/' " w:xpath="/ns0:NavWordReportXmlPart[1]/ns0:BCReportInformation[1]/ns0:CompanyMetadata[1]/ns0:CompanyEmailCaption[1]" w:storeItemID="{00000000-0000-0000-0000-000000000000}"/>
               <w15:color w:val="808080"/>
               <w:text/>
             </w:sdtPr>
@@ -841,7 +841,7 @@
               <w:placeholder>
                 <w:docPart w:val="6E72FD76A31945ADB33323FBA103AC87"/>
               </w:placeholder>
-              <w:dataBinding w:prefixMappings="xmlns:ns0='urn:microsoft-dynamics-nav/reports/Tenant_Report_Defaults/2000000001/' " w:xpath="/ns0:NavWordReportXmlPart[1]/ns0:BCReportInformation[1]/ns0:CompanyMetadata[1]/ns0:CompanyFaxNoCaption[1]" w:storeItemID="{20B1C7BE-CC2E-41B2-B1D5-B0B8F36428EB}"/>
+              <w:dataBinding w:prefixMappings="&lt;xmlns:ns0='urn:microsoft-dynamics-nav/reports/Tenant_Report_Defaults/2000000001/' " w:xpath="/ns0:NavWordReportXmlPart[1]/ns0:BCReportInformation[1]/ns0:CompanyMetadata[1]/ns0:CompanyFaxNoCaption[1]" w:storeItemID="{00000000-0000-0000-0000-000000000000}"/>
               <w15:color w:val="808080"/>
               <w:text/>
             </w:sdtPr>
@@ -889,7 +889,7 @@
               <w:placeholder>
                 <w:docPart w:val="7D742D481E5A44EAA108F72FB919A500"/>
               </w:placeholder>
-              <w:dataBinding w:prefixMappings="xmlns:ns0='urn:microsoft-dynamics-nav/reports/Tenant_Report_Defaults/2000000001/' " w:xpath="/ns0:NavWordReportXmlPart[1]/ns0:BCReportInformation[1]/ns0:CompanyMetadata[1]/ns0:CompanyHomePage[1]" w:storeItemID="{20B1C7BE-CC2E-41B2-B1D5-B0B8F36428EB}"/>
+              <w:dataBinding w:prefixMappings="&lt;xmlns:ns0='urn:microsoft-dynamics-nav/reports/Tenant_Report_Defaults/2000000001/' " w:xpath="/ns0:NavWordReportXmlPart[1]/ns0:BCReportInformation[1]/ns0:CompanyMetadata[1]/ns0:CompanyHomePage[1]" w:storeItemID="{00000000-0000-0000-0000-000000000000}"/>
               <w15:color w:val="808080"/>
               <w:text/>
             </w:sdtPr>
@@ -944,7 +944,7 @@
               <w:placeholder>
                 <w:docPart w:val="8725BB94805441A1A5AA8655709E8AE7"/>
               </w:placeholder>
-              <w:dataBinding w:prefixMappings="xmlns:ns0='urn:microsoft-dynamics-nav/reports/Tenant_Report_Defaults/2000000001/' " w:xpath="/ns0:NavWordReportXmlPart[1]/ns0:BCReportInformation[1]/ns0:CompanyMetadata[1]/ns0:CompanyPhone[1]" w:storeItemID="{20B1C7BE-CC2E-41B2-B1D5-B0B8F36428EB}"/>
+              <w:dataBinding w:prefixMappings="&lt;xmlns:ns0='urn:microsoft-dynamics-nav/reports/Tenant_Report_Defaults/2000000001/' " w:xpath="/ns0:NavWordReportXmlPart[1]/ns0:BCReportInformation[1]/ns0:CompanyMetadata[1]/ns0:CompanyPhone[1]" w:storeItemID="{00000000-0000-0000-0000-000000000000}"/>
               <w15:color w:val="808080"/>
               <w:text/>
             </w:sdtPr>
@@ -985,7 +985,7 @@
               <w:placeholder>
                 <w:docPart w:val="FF124920E4004690A9DA8E86EFCF7D19"/>
               </w:placeholder>
-              <w:dataBinding w:prefixMappings="xmlns:ns0='urn:microsoft-dynamics-nav/reports/Tenant_Report_Defaults/2000000001/' " w:xpath="/ns0:NavWordReportXmlPart[1]/ns0:BCReportInformation[1]/ns0:CompanyMetadata[1]/ns0:CompanyEmail[1]" w:storeItemID="{20B1C7BE-CC2E-41B2-B1D5-B0B8F36428EB}"/>
+              <w:dataBinding w:prefixMappings="&lt;xmlns:ns0='urn:microsoft-dynamics-nav/reports/Tenant_Report_Defaults/2000000001/' " w:xpath="/ns0:NavWordReportXmlPart[1]/ns0:BCReportInformation[1]/ns0:CompanyMetadata[1]/ns0:CompanyEmail[1]" w:storeItemID="{00000000-0000-0000-0000-000000000000}"/>
               <w15:color w:val="808080"/>
               <w:text/>
             </w:sdtPr>
@@ -1040,7 +1040,7 @@
               <w:placeholder>
                 <w:docPart w:val="2C79A60C2C1342C9AAFEE8B641A99C16"/>
               </w:placeholder>
-              <w:dataBinding w:prefixMappings="xmlns:ns0='urn:microsoft-dynamics-nav/reports/Tenant_Report_Defaults/2000000001/' " w:xpath="/ns0:NavWordReportXmlPart[1]/ns0:BCReportInformation[1]/ns0:CompanyMetadata[1]/ns0:CompanyFaxNo[1]" w:storeItemID="{20B1C7BE-CC2E-41B2-B1D5-B0B8F36428EB}"/>
+              <w:dataBinding w:prefixMappings="&lt;xmlns:ns0='urn:microsoft-dynamics-nav/reports/Tenant_Report_Defaults/2000000001/' " w:xpath="/ns0:NavWordReportXmlPart[1]/ns0:BCReportInformation[1]/ns0:CompanyMetadata[1]/ns0:CompanyFaxNo[1]" w:storeItemID="{00000000-0000-0000-0000-000000000000}"/>
               <w15:color w:val="808080"/>
               <w:text/>
             </w:sdtPr>
@@ -1131,7 +1131,7 @@
             <w:placeholder>
               <w:docPart w:val="864FDC8F657849A2A8781EFFDD74C3AE"/>
             </w:placeholder>
-            <w:dataBinding w:prefixMappings="xmlns:ns0='urn:microsoft-dynamics-nav/reports/Tenant_Report_Defaults/2000000001/' " w:xpath="/ns0:NavWordReportXmlPart[1]/ns0:BCReportInformation[1]/ns0:ReportMetadata[1]/ns0:ReportCaption[1]" w:storeItemID="{20B1C7BE-CC2E-41B2-B1D5-B0B8F36428EB}"/>
+            <w:dataBinding w:prefixMappings="&lt;xmlns:ns0='urn:microsoft-dynamics-nav/reports/Tenant_Report_Defaults/2000000001/' " w:xpath="/ns0:NavWordReportXmlPart[1]/ns0:BCReportInformation[1]/ns0:ReportMetadata[1]/ns0:ReportCaption[1]" w:storeItemID="{00000000-0000-0000-0000-000000000000}"/>
             <w15:color w:val="808080"/>
             <w:text/>
           </w:sdtPr>
@@ -1142,7 +1142,7 @@
                 <w:pStyle w:val="Title"/>
                 <w:spacing w:before="0" w:after="0"/>
                 <w:rPr>
-                  <w:rFonts w:ascii="Segoe UI" w:hAnsi="Segoe UI" w:eastAsia="Times New Roman" w:cs="Segoe UI"/>
+                  <w:rFonts w:ascii="Segoe UI" w:eastAsia="Times New Roman" w:hAnsi="Segoe UI" w:cs="Segoe UI"/>
                   <w:sz w:val="56"/>
                 </w:rPr>
               </w:pPr>
@@ -1232,7 +1232,7 @@
           <w:pPr>
             <w:spacing w:before="120"/>
             <w:rPr>
-              <w:rFonts w:ascii="Aptos" w:hAnsi="Aptos" w:eastAsia="Aptos" w:cs="Times New Roman"/>
+              <w:rFonts w:ascii="Aptos" w:eastAsia="Aptos" w:hAnsi="Aptos" w:cs="Times New Roman"/>
             </w:rPr>
           </w:pPr>
         </w:p>
@@ -1268,7 +1268,7 @@
           <w:pPr>
             <w:spacing w:before="120"/>
             <w:rPr>
-              <w:rFonts w:ascii="Aptos" w:hAnsi="Aptos" w:eastAsia="Aptos" w:cs="Times New Roman"/>
+              <w:rFonts w:ascii="Aptos" w:eastAsia="Aptos" w:hAnsi="Aptos" w:cs="Times New Roman"/>
             </w:rPr>
           </w:pPr>
         </w:p>
@@ -1290,7 +1290,7 @@
               <w:placeholder>
                 <w:docPart w:val="600727A5BB40437097A62364CED45251"/>
               </w:placeholder>
-              <w:dataBinding w:prefixMappings="xmlns:ns0='urn:microsoft-dynamics-nav/reports/Tenant_Report_Defaults/2000000001/' " w:xpath="/ns0:NavWordReportXmlPart[1]/ns0:BCReportInformation[1]/ns0:ReportRequest[1]/ns0:CompanyName[1]" w:storeItemID="{20B1C7BE-CC2E-41B2-B1D5-B0B8F36428EB}"/>
+              <w:dataBinding w:prefixMappings="&lt;xmlns:ns0='urn:microsoft-dynamics-nav/reports/Tenant_Report_Defaults/2000000001/' " w:xpath="/ns0:NavWordReportXmlPart[1]/ns0:BCReportInformation[1]/ns0:ReportRequest[1]/ns0:CompanyName[1]" w:storeItemID="{00000000-0000-0000-0000-000000000000}"/>
               <w15:color w:val="808080"/>
               <w:text/>
             </w:sdtPr>
@@ -1320,7 +1320,7 @@
 </file>
 
 <file path=word/header3.xml><?xml version="1.0" encoding="utf-8"?>
-<w:hdr xmlns:a="http://schemas.openxmlformats.org/drawingml/2006/main" xmlns:pic="http://schemas.openxmlformats.org/drawingml/2006/picture" xmlns:a14="http://schemas.microsoft.com/office/drawing/2010/main" xmlns:wpc="http://schemas.microsoft.com/office/word/2010/wordprocessingCanvas" xmlns:cx="http://schemas.microsoft.com/office/drawing/2014/chartex" xmlns:cx1="http://schemas.microsoft.com/office/drawing/2015/9/8/chartex" xmlns:cx2="http://schemas.microsoft.com/office/drawing/2015/10/21/chartex" xmlns:cx3="http://schemas.microsoft.com/office/drawing/2016/5/9/chartex" xmlns:cx4="http://schemas.microsoft.com/office/drawing/2016/5/10/chartex" xmlns:cx5="http://schemas.microsoft.com/office/drawing/2016/5/11/chartex" xmlns:cx6="http://schemas.microsoft.com/office/drawing/2016/5/12/chartex" xmlns:cx7="http://schemas.microsoft.com/office/drawing/2016/5/13/chartex" xmlns:cx8="http://schemas.microsoft.com/office/drawing/2016/5/14/chartex" xmlns:mc="http://schemas.openxmlformats.org/markup-compatibility/2006" xmlns:aink="http://schemas.microsoft.com/office/drawing/2016/ink" xmlns:am3d="http://schemas.microsoft.com/office/drawing/2017/model3d" xmlns:o="urn:schemas-microsoft-com:office:office" xmlns:oel="http://schemas.microsoft.com/office/2019/extlst" xmlns:r="http://schemas.openxmlformats.org/officeDocument/2006/relationships" xmlns:m="http://schemas.openxmlformats.org/officeDocument/2006/math" xmlns:v="urn:schemas-microsoft-com:vml" xmlns:wp14="http://schemas.microsoft.com/office/word/2010/wordprocessingDrawing" xmlns:wp="http://schemas.openxmlformats.org/drawingml/2006/wordprocessingDrawing" xmlns:w10="urn:schemas-microsoft-com:office:word" xmlns:w="http://schemas.openxmlformats.org/wordprocessingml/2006/main" xmlns:w14="http://schemas.microsoft.com/office/word/2010/wordml" xmlns:w15="http://schemas.microsoft.com/office/word/2012/wordml" xmlns:w16cex="http://schemas.microsoft.com/office/word/2018/wordml/cex" xmlns:w16cid="http://schemas.microsoft.com/office/word/2016/wordml/cid" xmlns:w16="http://schemas.microsoft.com/office/word/2018/wordml" xmlns:w16du="http://schemas.microsoft.com/office/word/2023/wordml/word16du" xmlns:w16sdtdh="http://schemas.microsoft.com/office/word/2020/wordml/sdtdatahash" xmlns:w16sdtfl="http://schemas.microsoft.com/office/word/2024/wordml/sdtformatlock" xmlns:w16se="http://schemas.microsoft.com/office/word/2015/wordml/symex" xmlns:wpg="http://schemas.microsoft.com/office/word/2010/wordprocessingGroup" xmlns:wpi="http://schemas.microsoft.com/office/word/2010/wordprocessingInk" xmlns:wne="http://schemas.microsoft.com/office/word/2006/wordml" xmlns:wps="http://schemas.microsoft.com/office/word/2010/wordprocessingShape" mc:Ignorable="w14 w15 w16se w16cid w16 w16cex w16sdtdh w16sdtfl w16du wp14">
+<w:hdr xmlns:wpc="http://schemas.microsoft.com/office/word/2010/wordprocessingCanvas" xmlns:cx="http://schemas.microsoft.com/office/drawing/2014/chartex" xmlns:cx1="http://schemas.microsoft.com/office/drawing/2015/9/8/chartex" xmlns:cx2="http://schemas.microsoft.com/office/drawing/2015/10/21/chartex" xmlns:cx3="http://schemas.microsoft.com/office/drawing/2016/5/9/chartex" xmlns:cx4="http://schemas.microsoft.com/office/drawing/2016/5/10/chartex" xmlns:cx5="http://schemas.microsoft.com/office/drawing/2016/5/11/chartex" xmlns:cx6="http://schemas.microsoft.com/office/drawing/2016/5/12/chartex" xmlns:cx7="http://schemas.microsoft.com/office/drawing/2016/5/13/chartex" xmlns:cx8="http://schemas.microsoft.com/office/drawing/2016/5/14/chartex" xmlns:mc="http://schemas.openxmlformats.org/markup-compatibility/2006" xmlns:aink="http://schemas.microsoft.com/office/drawing/2016/ink" xmlns:am3d="http://schemas.microsoft.com/office/drawing/2017/model3d" xmlns:o="urn:schemas-microsoft-com:office:office" xmlns:oel="http://schemas.microsoft.com/office/2019/extlst" xmlns:r="http://schemas.openxmlformats.org/officeDocument/2006/relationships" xmlns:m="http://schemas.openxmlformats.org/officeDocument/2006/math" xmlns:v="urn:schemas-microsoft-com:vml" xmlns:wp14="http://schemas.microsoft.com/office/word/2010/wordprocessingDrawing" xmlns:wp="http://schemas.openxmlformats.org/drawingml/2006/wordprocessingDrawing" xmlns:w10="urn:schemas-microsoft-com:office:word" xmlns:w="http://schemas.openxmlformats.org/wordprocessingml/2006/main" xmlns:w14="http://schemas.microsoft.com/office/word/2010/wordml" xmlns:w15="http://schemas.microsoft.com/office/word/2012/wordml" xmlns:w16cex="http://schemas.microsoft.com/office/word/2018/wordml/cex" xmlns:w16cid="http://schemas.microsoft.com/office/word/2016/wordml/cid" xmlns:w16="http://schemas.microsoft.com/office/word/2018/wordml" xmlns:w16du="http://schemas.microsoft.com/office/word/2023/wordml/word16du" xmlns:w16sdtdh="http://schemas.microsoft.com/office/word/2020/wordml/sdtdatahash" xmlns:w16sdtfl="http://schemas.microsoft.com/office/word/2024/wordml/sdtformatlock" xmlns:w16se="http://schemas.microsoft.com/office/word/2015/wordml/symex" xmlns:wpg="http://schemas.microsoft.com/office/word/2010/wordprocessingGroup" xmlns:wpi="http://schemas.microsoft.com/office/word/2010/wordprocessingInk" xmlns:wne="http://schemas.microsoft.com/office/word/2006/wordml" xmlns:wps="http://schemas.microsoft.com/office/word/2010/wordprocessingShape" mc:Ignorable="w14 w15 w16se w16cid w16 w16cex w16sdtdh w16sdtfl w16du wp14">
   <w:tbl>
     <w:tblPr>
       <w:tblStyle w:val="BCBlockTable"/>
@@ -1347,7 +1347,7 @@
           <w:placeholder>
             <w:docPart w:val="45BE75433E5A4D029A142C74AA65F54A"/>
           </w:placeholder>
-          <w:dataBinding w:prefixMappings="xmlns:ns0='urn:microsoft-dynamics-nav/reports/Tenant_Report_Defaults/2000000001/' " w:xpath="/ns0:NavWordReportXmlPart[1]/ns0:BCReportInformation[1]/ns0:ReportMetadata[1]/ns0:ReportCaption[1]" w:storeItemID="{20B1C7BE-CC2E-41B2-B1D5-B0B8F36428EB}"/>
+          <w:dataBinding w:prefixMappings="&lt;xmlns:ns0='urn:microsoft-dynamics-nav/reports/Tenant_Report_Defaults/2000000001/' " w:xpath="/ns0:NavWordReportXmlPart[1]/ns0:BCReportInformation[1]/ns0:ReportMetadata[1]/ns0:ReportCaption[1]" w:storeItemID="{00000000-0000-0000-0000-000000000000}"/>
           <w15:color w:val="808080"/>
           <w:text/>
         </w:sdtPr>
@@ -1493,7 +1493,7 @@
               <w:alias w:val="CompanyLogo"/>
               <w:tag w:val="#BC:InsertDataItem,BCReportInformation/CompanyMetadata/CompanyLogo"/>
               <w:id w:val="943343575"/>
-              <w:dataBinding w:prefixMappings="xmlns:ns0='urn:microsoft-dynamics-nav/reports/Tenant_Report_Defaults/2000000001/' " w:xpath="/ns0:NavWordReportXmlPart[1]/ns0:BCReportInformation[1]/ns0:CompanyMetadata[1]/ns0:CompanyLogo[1]" w:storeItemID="{20B1C7BE-CC2E-41B2-B1D5-B0B8F36428EB}"/>
+              <w:dataBinding w:prefixMappings="&lt;xmlns:ns0='urn:microsoft-dynamics-nav/reports/Tenant_Report_Defaults/2000000001/' " w:xpath="/ns0:NavWordReportXmlPart[1]/ns0:BCReportInformation[1]/ns0:CompanyMetadata[1]/ns0:CompanyLogo[1]" w:storeItemID="{00000000-0000-0000-0000-000000000000}"/>
               <w:picture/>
             </w:sdtPr>
             <w:sdtContent>
@@ -1564,7 +1564,7 @@
               <w:placeholder>
                 <w:docPart w:val="B73C6E87F5024B9C9673F093430A757F"/>
               </w:placeholder>
-              <w:dataBinding w:prefixMappings="xmlns:ns0='urn:microsoft-dynamics-nav/reports/Tenant_Report_Defaults/2000000001/' " w:xpath="/ns0:NavWordReportXmlPart[1]/ns0:BCReportInformation[1]/ns0:ReportRequest[1]/ns0:DateAndTime[1]" w:storeItemID="{20B1C7BE-CC2E-41B2-B1D5-B0B8F36428EB}"/>
+              <w:dataBinding w:prefixMappings="&lt;xmlns:ns0='urn:microsoft-dynamics-nav/reports/Tenant_Report_Defaults/2000000001/' " w:xpath="/ns0:NavWordReportXmlPart[1]/ns0:BCReportInformation[1]/ns0:ReportRequest[1]/ns0:DateAndTime[1]" w:storeItemID="{00000000-0000-0000-0000-000000000000}"/>
               <w15:color w:val="808080"/>
               <w:text/>
             </w:sdtPr>
